--- a/docassemble/AKA2JBranding/data/templates/file_agreement_content.docx
+++ b/docassemble/AKA2JBranding/data/templates/file_agreement_content.docx
@@ -22,6 +22,9 @@
       </w:pPr>
       <w:r>
         <w:t>Make 2 copies of the forms you filled out stating your agreement</w:t>
+      </w:r>
+      <w:r>
+        <w:t>,</w:t>
       </w:r>
       <w:r>
         <w:br/>
